--- a/数值企划.docx
+++ b/数值企划.docx
@@ -1778,10 +1778,10 @@
         </w:numPr>
         <w:ind w:leftChars="0"/>
         <w:rPr>
-          <w:rFonts w:hint="eastAsia"/>
-          <w:b w:val="0"/>
-          <w:bCs w:val="0"/>
-          <w:lang w:val="en-US" w:eastAsia="zh-Hans"/>
+          <w:rFonts w:hint="default"/>
+          <w:b w:val="0"/>
+          <w:bCs w:val="0"/>
+          <w:lang w:eastAsia="zh-Hans"/>
         </w:rPr>
       </w:pPr>
       <w:r>
@@ -1883,6 +1883,270 @@
         </w:rPr>
         <w:t>这是难点</w:t>
       </w:r>
+      <w:r>
+        <w:rPr>
+          <w:rFonts w:hint="default"/>
+          <w:b w:val="0"/>
+          <w:bCs w:val="0"/>
+          <w:lang w:eastAsia="zh-Hans"/>
+        </w:rPr>
+        <w:t>。</w:t>
+      </w:r>
+    </w:p>
+    <w:p>
+      <w:pPr>
+        <w:pStyle w:val="47"/>
+        <w:keepNext w:val="0"/>
+        <w:keepLines w:val="0"/>
+        <w:widowControl/>
+        <w:suppressLineNumbers w:val="0"/>
+      </w:pPr>
+      <w:r>
+        <w:t>我们进一步分析技能的伤害问题。尤其在基本的技能石升级系统模块已经搭建了个大概的情况下。</w:t>
+      </w:r>
+    </w:p>
+    <w:p>
+      <w:pPr>
+        <w:pStyle w:val="47"/>
+        <w:keepNext w:val="0"/>
+        <w:keepLines w:val="0"/>
+        <w:widowControl/>
+        <w:suppressLineNumbers w:val="0"/>
+      </w:pPr>
+      <w:r>
+        <w:t>我们想弄明白究竟这个工作为什么难以展开。</w:t>
+      </w:r>
+    </w:p>
+    <w:p>
+      <w:pPr>
+        <w:pStyle w:val="47"/>
+        <w:keepNext w:val="0"/>
+        <w:keepLines w:val="0"/>
+        <w:widowControl/>
+        <w:suppressLineNumbers w:val="0"/>
+      </w:pPr>
+      <w:r>
+        <w:t>因为至今没有个明确的标尺。因为对这个工作的计划本来就是包含了“可以模糊化，不准备精确化”这一条，从而我们自己也彻底的迷失在这种被自己允许的“模糊”里。</w:t>
+      </w:r>
+    </w:p>
+    <w:p>
+      <w:pPr>
+        <w:pStyle w:val="46"/>
+        <w:keepNext w:val="0"/>
+        <w:keepLines w:val="0"/>
+        <w:widowControl/>
+        <w:suppressLineNumbers w:val="0"/>
+      </w:pPr>
+    </w:p>
+    <w:p>
+      <w:pPr>
+        <w:pStyle w:val="47"/>
+        <w:keepNext w:val="0"/>
+        <w:keepLines w:val="0"/>
+        <w:widowControl/>
+        <w:suppressLineNumbers w:val="0"/>
+      </w:pPr>
+      <w:r>
+        <w:t>那么我们豪不模糊一下试试看？</w:t>
+      </w:r>
+      <w:r>
+        <w:rPr>
+          <w:rFonts w:hint="eastAsia"/>
+          <w:lang w:val="en-US" w:eastAsia="zh-Hans"/>
+        </w:rPr>
+        <w:t>类似这种感觉</w:t>
+      </w:r>
+      <w:bookmarkStart w:id="0" w:name="_GoBack"/>
+      <w:bookmarkEnd w:id="0"/>
+    </w:p>
+    <w:p>
+      <w:pPr>
+        <w:pStyle w:val="47"/>
+        <w:keepNext w:val="0"/>
+        <w:keepLines w:val="0"/>
+        <w:widowControl/>
+        <w:suppressLineNumbers w:val="0"/>
+      </w:pPr>
+      <w:r>
+        <w:drawing>
+          <wp:inline distT="0" distB="0" distL="114300" distR="114300">
+            <wp:extent cx="3098800" cy="1320800"/>
+            <wp:effectExtent l="0" t="0" r="0" b="0"/>
+            <wp:docPr id="1" name="图片 1" descr="fb734d4bf30676ba329283260cd0d773"/>
+            <wp:cNvGraphicFramePr>
+              <a:graphicFrameLocks xmlns:a="http://schemas.openxmlformats.org/drawingml/2006/main" noChangeAspect="1"/>
+            </wp:cNvGraphicFramePr>
+            <a:graphic xmlns:a="http://schemas.openxmlformats.org/drawingml/2006/main">
+              <a:graphicData uri="http://schemas.openxmlformats.org/drawingml/2006/picture">
+                <pic:pic xmlns:pic="http://schemas.openxmlformats.org/drawingml/2006/picture">
+                  <pic:nvPicPr>
+                    <pic:cNvPr id="1" name="图片 1" descr="fb734d4bf30676ba329283260cd0d773"/>
+                    <pic:cNvPicPr>
+                      <a:picLocks noChangeAspect="1"/>
+                    </pic:cNvPicPr>
+                  </pic:nvPicPr>
+                  <pic:blipFill>
+                    <a:blip r:embed="rId4"/>
+                    <a:stretch>
+                      <a:fillRect/>
+                    </a:stretch>
+                  </pic:blipFill>
+                  <pic:spPr>
+                    <a:xfrm>
+                      <a:off x="0" y="0"/>
+                      <a:ext cx="3098800" cy="1320800"/>
+                    </a:xfrm>
+                    <a:prstGeom prst="rect">
+                      <a:avLst/>
+                    </a:prstGeom>
+                  </pic:spPr>
+                </pic:pic>
+              </a:graphicData>
+            </a:graphic>
+          </wp:inline>
+        </w:drawing>
+      </w:r>
+    </w:p>
+    <w:p>
+      <w:pPr>
+        <w:pStyle w:val="48"/>
+        <w:keepNext w:val="0"/>
+        <w:keepLines w:val="0"/>
+        <w:widowControl/>
+        <w:suppressLineNumbers w:val="0"/>
+      </w:pPr>
+    </w:p>
+    <w:p>
+      <w:pPr>
+        <w:pStyle w:val="47"/>
+        <w:keepNext w:val="0"/>
+        <w:keepLines w:val="0"/>
+        <w:widowControl/>
+        <w:suppressLineNumbers w:val="0"/>
+      </w:pPr>
+      <w:r>
+        <w:t>先别说现在的战斗系统是不是真的能确保每个技能的实质总伤害可以限制，哪怕能，还有其他问题。那就是技能的强势与否还不能只看伤害。</w:t>
+      </w:r>
+    </w:p>
+    <w:p>
+      <w:pPr>
+        <w:pStyle w:val="47"/>
+        <w:keepNext w:val="0"/>
+        <w:keepLines w:val="0"/>
+        <w:widowControl/>
+        <w:suppressLineNumbers w:val="0"/>
+      </w:pPr>
+      <w:r>
+        <w:t>出手速度</w:t>
+      </w:r>
+    </w:p>
+    <w:p>
+      <w:pPr>
+        <w:pStyle w:val="47"/>
+        <w:keepNext w:val="0"/>
+        <w:keepLines w:val="0"/>
+        <w:widowControl/>
+        <w:suppressLineNumbers w:val="0"/>
+      </w:pPr>
+      <w:r>
+        <w:t>首击施加眩晕时间</w:t>
+      </w:r>
+    </w:p>
+    <w:p>
+      <w:pPr>
+        <w:pStyle w:val="47"/>
+        <w:keepNext w:val="0"/>
+        <w:keepLines w:val="0"/>
+        <w:widowControl/>
+        <w:suppressLineNumbers w:val="0"/>
+      </w:pPr>
+      <w:r>
+        <w:t>攻击框重量（与其他攻击框冲击时候）</w:t>
+      </w:r>
+      <w:r>
+        <w:br w:type="textWrapping"/>
+      </w:r>
+      <w:r>
+        <w:t>攻击范围</w:t>
+      </w:r>
+    </w:p>
+    <w:p>
+      <w:pPr>
+        <w:pStyle w:val="46"/>
+        <w:keepNext w:val="0"/>
+        <w:keepLines w:val="0"/>
+        <w:widowControl/>
+        <w:suppressLineNumbers w:val="0"/>
+      </w:pPr>
+    </w:p>
+    <w:p>
+      <w:pPr>
+        <w:pStyle w:val="47"/>
+        <w:keepNext w:val="0"/>
+        <w:keepLines w:val="0"/>
+        <w:widowControl/>
+        <w:suppressLineNumbers w:val="0"/>
+      </w:pPr>
+      <w:r>
+        <w:t>结论是这个东西没法向下分析。。</w:t>
+      </w:r>
+    </w:p>
+    <w:p>
+      <w:pPr>
+        <w:pStyle w:val="47"/>
+        <w:keepNext w:val="0"/>
+        <w:keepLines w:val="0"/>
+        <w:widowControl/>
+        <w:suppressLineNumbers w:val="0"/>
+      </w:pPr>
+      <w:r>
+        <w:t>但这次我确实不想让这些分析工作就那么中途掉到原点</w:t>
+      </w:r>
+    </w:p>
+    <w:p>
+      <w:pPr>
+        <w:numPr>
+          <w:ilvl w:val="0"/>
+          <w:numId w:val="0"/>
+        </w:numPr>
+        <w:ind w:leftChars="0"/>
+        <w:rPr>
+          <w:rFonts w:hint="default"/>
+          <w:b w:val="0"/>
+          <w:bCs w:val="0"/>
+          <w:lang w:eastAsia="zh-Hans"/>
+        </w:rPr>
+      </w:pPr>
+    </w:p>
+    <w:p>
+      <w:pPr>
+        <w:numPr>
+          <w:ilvl w:val="0"/>
+          <w:numId w:val="0"/>
+        </w:numPr>
+        <w:ind w:leftChars="0"/>
+        <w:rPr>
+          <w:rFonts w:hint="eastAsia"/>
+          <w:b w:val="0"/>
+          <w:bCs w:val="0"/>
+          <w:lang w:val="en-US" w:eastAsia="zh-Hans"/>
+        </w:rPr>
+      </w:pPr>
+    </w:p>
+    <w:p>
+      <w:pPr>
+        <w:numPr>
+          <w:ilvl w:val="0"/>
+          <w:numId w:val="0"/>
+        </w:numPr>
+        <w:ind w:leftChars="0"/>
+        <w:rPr>
+          <w:rFonts w:hint="eastAsia"/>
+          <w:b w:val="0"/>
+          <w:bCs w:val="0"/>
+          <w:lang w:val="en-US" w:eastAsia="zh-Hans"/>
+        </w:rPr>
+      </w:pPr>
     </w:p>
     <w:p>
       <w:pPr>
@@ -2135,8 +2399,6 @@
         </w:rPr>
         <w:t>。</w:t>
       </w:r>
-      <w:bookmarkStart w:id="0" w:name="_GoBack"/>
-      <w:bookmarkEnd w:id="0"/>
     </w:p>
     <w:p>
       <w:pPr>
@@ -3244,6 +3506,57 @@
     <w:link w:val="34"/>
     <w:qFormat/>
     <w:uiPriority w:val="1"/>
+  </w:style>
+  <w:style w:type="paragraph" w:customStyle="1" w:styleId="46">
+    <w:name w:val="p2"/>
+    <w:basedOn w:val="1"/>
+    <w:uiPriority w:val="0"/>
+    <w:pPr>
+      <w:spacing w:before="0" w:beforeAutospacing="0" w:after="0" w:afterAutospacing="0"/>
+      <w:ind w:left="0" w:right="0"/>
+      <w:jc w:val="left"/>
+    </w:pPr>
+    <w:rPr>
+      <w:rFonts w:ascii="Helvetica Neue" w:hAnsi="Helvetica Neue" w:eastAsia="Helvetica Neue" w:cs="Helvetica Neue"/>
+      <w:kern w:val="0"/>
+      <w:sz w:val="24"/>
+      <w:szCs w:val="24"/>
+      <w:lang w:val="en-US" w:eastAsia="zh-CN" w:bidi="ar"/>
+    </w:rPr>
+  </w:style>
+  <w:style w:type="paragraph" w:customStyle="1" w:styleId="47">
+    <w:name w:val="p1"/>
+    <w:basedOn w:val="1"/>
+    <w:uiPriority w:val="0"/>
+    <w:pPr>
+      <w:spacing w:before="0" w:beforeAutospacing="0" w:after="0" w:afterAutospacing="0"/>
+      <w:ind w:left="0" w:right="0"/>
+      <w:jc w:val="left"/>
+    </w:pPr>
+    <w:rPr>
+      <w:rFonts w:hint="default" w:ascii="Helvetica Neue" w:hAnsi="Helvetica Neue" w:eastAsia="Helvetica Neue" w:cs="Helvetica Neue"/>
+      <w:kern w:val="0"/>
+      <w:sz w:val="24"/>
+      <w:szCs w:val="24"/>
+      <w:lang w:val="en-US" w:eastAsia="zh-CN" w:bidi="ar"/>
+    </w:rPr>
+  </w:style>
+  <w:style w:type="paragraph" w:customStyle="1" w:styleId="48">
+    <w:name w:val="p3"/>
+    <w:basedOn w:val="1"/>
+    <w:uiPriority w:val="0"/>
+    <w:pPr>
+      <w:spacing w:before="0" w:beforeAutospacing="0" w:after="0" w:afterAutospacing="0"/>
+      <w:ind w:left="0" w:right="0"/>
+      <w:jc w:val="left"/>
+    </w:pPr>
+    <w:rPr>
+      <w:rFonts w:ascii="helvetica" w:hAnsi="helvetica" w:eastAsia="helvetica" w:cs="helvetica"/>
+      <w:kern w:val="0"/>
+      <w:sz w:val="24"/>
+      <w:szCs w:val="24"/>
+      <w:lang w:val="en-US" w:eastAsia="zh-CN" w:bidi="ar"/>
+    </w:rPr>
   </w:style>
 </w:styles>
 </file>
